--- a/companies/calderwood-partners/Engagements/Garza, Leblanc and Porter/Meeting Minutes 2009-09-17 - Garza, Leblanc and Porter - DRAFT.docx
+++ b/companies/calderwood-partners/Engagements/Garza, Leblanc and Porter/Meeting Minutes 2009-09-17 - Garza, Leblanc and Porter - DRAFT.docx
@@ -11,8 +11,16 @@
       </w:r>
     </w:p>
     <w:p>
+      <w:pPr>
+        <w:pStyle w:val="Heading1"/>
+      </w:pPr>
       <w:r>
-        <w:t>Working session on the pricing strategy for Garza, Leblanc and Porter, held at the client's offices. Minutes taken by Brenda Rodriguez.</w:t>
+        <w:t>Working Session Minutes: Pricing Strategy for Garza, Leblanc and Porter</w:t>
+      </w:r>
+    </w:p>
+    <w:p>
+      <w:r>
+        <w:t>The session settled the main question we came in with: the benchmark holds up, and there is real room to move price on a defined set of products, but not the blanket increase some had expected. Two things still stand in the way of sizing that move, one schedule the client owes us and a clear list of the customer commitments that cannot be reset quickly, and both have owners and dates below. The rest of these minutes record how the group got there and who carries what next.</w:t>
       </w:r>
     </w:p>
     <w:p>
@@ -28,7 +36,7 @@
         <w:pStyle w:val="ListBullet"/>
       </w:pPr>
       <w:r>
-        <w:t>Brenda Rodriguez, Senior Consultant</w:t>
+        <w:t>Brenda Rodriguez, Senior Consultant, Calderwood Partners (chair)</w:t>
       </w:r>
     </w:p>
     <w:p>
@@ -36,7 +44,7 @@
         <w:pStyle w:val="ListBullet"/>
       </w:pPr>
       <w:r>
-        <w:t>Mary Parker, Research Associate</w:t>
+        <w:t>Deborah Gordon, Associate, Calderwood Partners</w:t>
       </w:r>
     </w:p>
     <w:p>
@@ -44,7 +52,7 @@
         <w:pStyle w:val="ListBullet"/>
       </w:pPr>
       <w:r>
-        <w:t>Deborah Gordon, Associate</w:t>
+        <w:t>Mary Parker, Research Associate, Calderwood Partners</w:t>
       </w:r>
     </w:p>
     <w:p>
@@ -60,42 +68,27 @@
         <w:pStyle w:val="Heading2"/>
       </w:pPr>
       <w:r>
-        <w:t>Matters discussed</w:t>
+        <w:t>Discussion</w:t>
       </w:r>
     </w:p>
     <w:p>
       <w:r>
-        <w:t>The session reviewed the price realization diagnostic and the first read on margin. We are far enough in to show a measured realization figure and a margin picture by account and product line. These are findings, and I labeled them as such at the start, but two of them still carry qualifications, which I set out below.</w:t>
+        <w:t>Deborah Gordon walked the group through the benchmark. Against the nearest competitors, the firm is priced at or above the market on its largest line and below it on a cluster of mid-volume products. Deborah was careful to separate the products where the gap is real and durable from those where it reflects a competitor's short-term promotion, and the group agreed that only the first group is worth acting on now.</w:t>
       </w:r>
     </w:p>
     <w:p>
       <w:r>
-        <w:t>Before the analysis, Mary Parker summarized the state of the data. The invoice, rebate, and allowance files are now in and reconciled, with one exception: the freight terms for a block of smaller accounts arrived in a format we are still normalizing. She was careful to separate what is confirmed from what is still being cleaned, and none of the findings below depend on the block that remains outstanding.</w:t>
+        <w:t>Brenda Rodriguez reported that the present-state pricing picture is now closed for every line but the smallest, which is still waiting on one schedule from the client. The main finding is that price is set consistently in the largest line and by looser rules elsewhere, so the same product can carry different margins depending on who quoted it. Barbara Ward confirmed that pattern from her own side and noted that some of the softer pricing is tied to older customer commitments that cannot be reset quickly. The group agreed the recommendation has to distinguish what can change on the next quote from what has to wait for those commitments to run their course.</w:t>
       </w:r>
     </w:p>
     <w:p>
       <w:r>
-        <w:t>The realization work is complete for the two years of data we were given. The gap between list price and collected price is wider than the client had assumed, and most of it is not the visible line discount. It is the accumulation of rebates, allowances, freight terms, and off-invoice adjustments that no single person sees in one place. I would put weight on this figure. It reconciles to the invoice data, and Mary Parker holds the source for every component.</w:t>
+        <w:t>Mary Parker presented the market and competitor background that frames the benchmark, and flagged two competitors whose pricing has moved in the last quarter and is worth watching before any change goes out. She kept the read narrow, on the products where the movement is recent enough to matter, and put the rest aside as noise for now. Deborah Gordon agreed to fold that watch into the benchmark workbook so the two views do not drift apart.</w:t>
       </w:r>
     </w:p>
     <w:p>
       <w:r>
-        <w:t>Deborah Gordon presented the margin view. Margin varies more by account than by product, which points the remedy toward how the company prices customers rather than how it prices goods. One qualification holds. A set of large-account allowances sits off the standard price sheets, and until we confirm how each was authorized, the margin on those accounts is stated within a range rather than as a single number. Barbara Ward agreed to have her commercial staff walk us through the origin of the three largest.</w:t>
-      </w:r>
-    </w:p>
-    <w:p>
-      <w:r>
-        <w:t>Deborah Gordon also reported on the pricing-authority interviews. She has finished four of the planned conversations and can already describe how a quote moves from request to commitment. Two points are visible: discount authority runs further down the sales organization than the client's own guidelines suggest, and there is no single point at which a discount above a threshold is reviewed before it is granted. She will complete the remaining interviews before committing that pattern to writing.</w:t>
-      </w:r>
-    </w:p>
-    <w:p>
-      <w:r>
-        <w:t>I want one assumption on the record before it hardens. The realization figure rests on the last two years being representative. Barbara Ward noted that one of those years included a stretch of unusual discounting to hold volume. We will test whether that stretch distorts the picture before any recommendation leans on the two-year average. Mary Parker will isolate the period so we can see the figure with and without it.</w:t>
-      </w:r>
-    </w:p>
-    <w:p>
-      <w:r>
-        <w:t>We did not discuss recommendations today, and I said at the outset that we would not. The client asked for an early view of how much of the realization gap is recoverable. I declined to give a number. The gap is measured; how much of it can be closed depends on the pricing-authority work and the allowance review, and neither is finished. A figure offered now would be a guess, and it would anchor the client to something we might have to walk back.</w:t>
+        <w:t>The group left one question open on purpose: whether to test a price change on a single product line first or move on the whole eligible set at once. Barbara Ward argued for a single line, on the ground that it is easier to walk back if a customer pushes; Brenda Rodriguez noted that a one-line test also gives us a clean before-and-after to learn from. No one pressed for the full set today. The call itself is the leadership's to make, and it will go to them framed as a choice rather than as our conclusion.</w:t>
       </w:r>
     </w:p>
     <w:p>
@@ -103,9 +96,244 @@
         <w:pStyle w:val="Heading2"/>
       </w:pPr>
       <w:r>
-        <w:t>Action items</w:t>
+        <w:t>Actions</w:t>
       </w:r>
     </w:p>
+    <w:tbl>
+      <w:tblPr>
+        <w:tblStyle w:val="TableGrid"/>
+        <w:tblW w:type="auto" w:w="0"/>
+        <w:tblLook w:firstColumn="1" w:firstRow="1" w:lastColumn="0" w:lastRow="0" w:noHBand="0" w:noVBand="1" w:val="04A0"/>
+      </w:tblPr>
+      <w:tblGrid>
+        <w:gridCol w:w="2160"/>
+        <w:gridCol w:w="2160"/>
+        <w:gridCol w:w="2160"/>
+        <w:gridCol w:w="2160"/>
+      </w:tblGrid>
+      <w:tr>
+        <w:tc>
+          <w:tcPr>
+            <w:tcW w:type="dxa" w:w="2160"/>
+          </w:tcPr>
+          <w:p>
+            <w:r>
+              <w:rPr>
+                <w:b/>
+              </w:rPr>
+              <w:t>No.</w:t>
+            </w:r>
+          </w:p>
+        </w:tc>
+        <w:tc>
+          <w:tcPr>
+            <w:tcW w:type="dxa" w:w="2160"/>
+          </w:tcPr>
+          <w:p>
+            <w:r>
+              <w:rPr>
+                <w:b/>
+              </w:rPr>
+              <w:t>Action</w:t>
+            </w:r>
+          </w:p>
+        </w:tc>
+        <w:tc>
+          <w:tcPr>
+            <w:tcW w:type="dxa" w:w="2160"/>
+          </w:tcPr>
+          <w:p>
+            <w:r>
+              <w:rPr>
+                <w:b/>
+              </w:rPr>
+              <w:t>Owner</w:t>
+            </w:r>
+          </w:p>
+        </w:tc>
+        <w:tc>
+          <w:tcPr>
+            <w:tcW w:type="dxa" w:w="2160"/>
+          </w:tcPr>
+          <w:p>
+            <w:r>
+              <w:rPr>
+                <w:b/>
+              </w:rPr>
+              <w:t>Due</w:t>
+            </w:r>
+          </w:p>
+        </w:tc>
+      </w:tr>
+      <w:tr>
+        <w:tc>
+          <w:tcPr>
+            <w:tcW w:type="dxa" w:w="2160"/>
+          </w:tcPr>
+          <w:p>
+            <w:r>
+              <w:t>1</w:t>
+            </w:r>
+          </w:p>
+        </w:tc>
+        <w:tc>
+          <w:tcPr>
+            <w:tcW w:type="dxa" w:w="2160"/>
+          </w:tcPr>
+          <w:p>
+            <w:r>
+              <w:t>Sort the benchmark products into a durable-gap group and a promotion-driven group, and drop the second</w:t>
+            </w:r>
+          </w:p>
+        </w:tc>
+        <w:tc>
+          <w:tcPr>
+            <w:tcW w:type="dxa" w:w="2160"/>
+          </w:tcPr>
+          <w:p>
+            <w:r>
+              <w:t>Deborah Gordon</w:t>
+            </w:r>
+          </w:p>
+        </w:tc>
+        <w:tc>
+          <w:tcPr>
+            <w:tcW w:type="dxa" w:w="2160"/>
+          </w:tcPr>
+          <w:p>
+            <w:r>
+              <w:t>This week</w:t>
+            </w:r>
+          </w:p>
+        </w:tc>
+      </w:tr>
+      <w:tr>
+        <w:tc>
+          <w:tcPr>
+            <w:tcW w:type="dxa" w:w="2160"/>
+          </w:tcPr>
+          <w:p>
+            <w:r>
+              <w:t>2</w:t>
+            </w:r>
+          </w:p>
+        </w:tc>
+        <w:tc>
+          <w:tcPr>
+            <w:tcW w:type="dxa" w:w="2160"/>
+          </w:tcPr>
+          <w:p>
+            <w:r>
+              <w:t>Close the present-state picture on the smallest line once the last schedule arrives</w:t>
+            </w:r>
+          </w:p>
+        </w:tc>
+        <w:tc>
+          <w:tcPr>
+            <w:tcW w:type="dxa" w:w="2160"/>
+          </w:tcPr>
+          <w:p>
+            <w:r>
+              <w:t>Brenda Rodriguez</w:t>
+            </w:r>
+          </w:p>
+        </w:tc>
+        <w:tc>
+          <w:tcPr>
+            <w:tcW w:type="dxa" w:w="2160"/>
+          </w:tcPr>
+          <w:p>
+            <w:r>
+              <w:t>On receipt</w:t>
+            </w:r>
+          </w:p>
+        </w:tc>
+      </w:tr>
+      <w:tr>
+        <w:tc>
+          <w:tcPr>
+            <w:tcW w:type="dxa" w:w="2160"/>
+          </w:tcPr>
+          <w:p>
+            <w:r>
+              <w:t>3</w:t>
+            </w:r>
+          </w:p>
+        </w:tc>
+        <w:tc>
+          <w:tcPr>
+            <w:tcW w:type="dxa" w:w="2160"/>
+          </w:tcPr>
+          <w:p>
+            <w:r>
+              <w:t>Send the client the last outstanding pricing schedule and confirm which commitments are fixed</w:t>
+            </w:r>
+          </w:p>
+        </w:tc>
+        <w:tc>
+          <w:tcPr>
+            <w:tcW w:type="dxa" w:w="2160"/>
+          </w:tcPr>
+          <w:p>
+            <w:r>
+              <w:t>Barbara Ward</w:t>
+            </w:r>
+          </w:p>
+        </w:tc>
+        <w:tc>
+          <w:tcPr>
+            <w:tcW w:type="dxa" w:w="2160"/>
+          </w:tcPr>
+          <w:p>
+            <w:r>
+              <w:t>This week</w:t>
+            </w:r>
+          </w:p>
+        </w:tc>
+      </w:tr>
+      <w:tr>
+        <w:tc>
+          <w:tcPr>
+            <w:tcW w:type="dxa" w:w="2160"/>
+          </w:tcPr>
+          <w:p>
+            <w:r>
+              <w:t>4</w:t>
+            </w:r>
+          </w:p>
+        </w:tc>
+        <w:tc>
+          <w:tcPr>
+            <w:tcW w:type="dxa" w:w="2160"/>
+          </w:tcPr>
+          <w:p>
+            <w:r>
+              <w:t>Refresh the two moving competitors before any change is drafted</w:t>
+            </w:r>
+          </w:p>
+        </w:tc>
+        <w:tc>
+          <w:tcPr>
+            <w:tcW w:type="dxa" w:w="2160"/>
+          </w:tcPr>
+          <w:p>
+            <w:r>
+              <w:t>Mary Parker</w:t>
+            </w:r>
+          </w:p>
+        </w:tc>
+        <w:tc>
+          <w:tcPr>
+            <w:tcW w:type="dxa" w:w="2160"/>
+          </w:tcPr>
+          <w:p>
+            <w:r>
+              <w:t>Before next session</w:t>
+            </w:r>
+          </w:p>
+        </w:tc>
+      </w:tr>
+    </w:tbl>
     <w:sectPr>
       <w:headerReference w:type="first" r:id="rId9"/>
       <w:headerReference w:type="default" r:id="rId10"/>
